--- a/docs/meeting-notes/PayloadLab_주간_진행_보고_공용_양식.docx
+++ b/docs/meeting-notes/PayloadLab_주간_진행_보고_공용_양식.docx
@@ -2459,9 +2459,6 @@
     <w:qFormat/>
     <w:rsid w:val="00FC693F"/>
     <w:pPr>
-      <w:pBdr>
-        <w:bottom w:val="single" w:sz="8" w:space="4" w:color="4F81BD" w:themeColor="accent1"/>
-      </w:pBdr>
       <w:spacing w:after="120" w:line="240" w:lineRule="auto" w:before="0"/>
       <w:contextualSpacing/>
     </w:pPr>

--- a/docs/meeting-notes/PayloadLab_주간_진행_보고_공용_양식.docx
+++ b/docs/meeting-notes/PayloadLab_주간_진행_보고_공용_양식.docx
@@ -4,8 +4,7 @@
   <w:body>
     <w:p>
       <w:pPr>
-        <w:pStyle w:val="Title"/>
-        <w:spacing w:after="80"/>
+        <w:spacing w:after="80" w:line="240" w:lineRule="auto"/>
         <w:jc w:val="left"/>
       </w:pPr>
       <w:r>

--- a/docs/meeting-notes/PayloadLab_주간_진행_보고_공용_양식.docx
+++ b/docs/meeting-notes/PayloadLab_주간_진행_보고_공용_양식.docx
@@ -42,7 +42,7 @@
           <w:color w:val="000000"/>
           <w:sz w:val="21"/>
         </w:rPr>
-        <w:t>작성 방법: 한 항목은 세 줄 이내로 적고, 완료되지 않은 일은 이유와 다음 행동을 함께 적습니다. 상세한 Issue·Pull Request 목록은 마지막 근거 자료에만 연결합니다.</w:t>
+        <w:t>작성 방법: 한 항목은 세 줄 이내로 적고, 완료되지 않은 일은 이유와 다음 행동을 함께 적습니다. 팀 내부 기획안과 교수님 확인이 필요한 내용은 구분해 적습니다. 상세한 Issue·Pull Request 목록은 마지막 근거 자료에만 연결합니다.</w:t>
       </w:r>
     </w:p>
     <w:tbl>
